--- a/docs/NEED2DONE_LAUNCH/02_LEGAL_POLICIES_&_COMPLIANCE/01_Customer_Terms_and_Conditions.docx
+++ b/docs/NEED2DONE_LAUNCH/02_LEGAL_POLICIES_&_COMPLIANCE/01_Customer_Terms_and_Conditions.docx
@@ -104,7 +104,7 @@
           <w:color w:val="1E293B"/>
           <w:sz w:val="21"/>
         </w:rPr>
-        <w:t>, a hyperlocal technology platform connecting customers ("Customer", "User", "You") with independent delivery partners, runners, and service providers ("Helpers" or "Partners") via automated conversational interfaces (WhatsApp Bot), web applications, and mobile interfaces.</w:t>
+        <w:t>, an automated conversational platform and software intermediary connecting customers ("Customer", "User", "You") with independent delivery partners, runners, and domestic service providers ("Helpers" or "Partners") via automated conversational interfaces (WhatsApp Bot), web applications, and digital platforms.</w:t>
       </w:r>
     </w:p>
     <w:p>
@@ -116,7 +116,7 @@
           <w:color w:val="1E293B"/>
           <w:sz w:val="21"/>
         </w:rPr>
-        <w:t>By accessing, messaging our WhatsApp bot, placing a request, or using any services provided by Need2Done, you agree to be bound by these Terms and Conditions ("Terms"). If you do not agree with any part of these Terms, you must not use our platform.</w:t>
+        <w:t>By accessing, messaging our WhatsApp bot, placing a service request, or using any services provided by Need2Done, you agree to be legally bound by these Terms and Conditions ("Terms"). If you do not agree with any part of these Terms, you must immediately discontinue using our platform.</w:t>
       </w:r>
     </w:p>
     <w:p>
@@ -140,7 +140,7 @@
           <w:color w:val="022B5E"/>
           <w:sz w:val="28"/>
         </w:rPr>
-        <w:t>2. Platform Nature &amp; Role of Need2Done</w:t>
+        <w:t>2. Legal Nature of Platform &amp; Intermediary Safe Harbor</w:t>
       </w:r>
     </w:p>
     <w:p>
@@ -167,7 +167,7 @@
           <w:color w:val="1E293B"/>
           <w:sz w:val="21"/>
         </w:rPr>
-        <w:t xml:space="preserve"> Need2Done operates strictly as a technology aggregator and intermediary under Section 79 of the Information Technology Act, 2000.</w:t>
+        <w:t xml:space="preserve"> Need2Done operates strictly as a technology aggregator and electronic intermediary under Section 79 of the Information Technology Act, 2000, and the Information Technology (Intermediary Guidelines and Digital Media Ethics Code) Rules, 2021.</w:t>
       </w:r>
     </w:p>
     <w:p>
@@ -187,14 +187,14 @@
           <w:color w:val="1E293B"/>
           <w:sz w:val="21"/>
         </w:rPr>
-        <w:t>Independent Contractors:</w:t>
+        <w:t>Independent Third-Party Contractors:</w:t>
       </w:r>
       <w:r>
         <w:rPr>
           <w:color w:val="1E293B"/>
           <w:sz w:val="21"/>
         </w:rPr>
-        <w:t xml:space="preserve"> All tasks, courier pickups, errand runs, and home services are performed by independent third-party Helpers and not direct employees of Need2Done.</w:t>
+        <w:t xml:space="preserve"> All delivery tasks, store pickups, errand fulfillment, and home services are performed by independent third-party Helpers and not direct employees or agents of Need2Done.</w:t>
       </w:r>
     </w:p>
     <w:p>
@@ -214,14 +214,14 @@
           <w:color w:val="1E293B"/>
           <w:sz w:val="21"/>
         </w:rPr>
-        <w:t>No Direct Control:</w:t>
+        <w:t>No Merchant of Record:</w:t>
       </w:r>
       <w:r>
         <w:rPr>
           <w:color w:val="1E293B"/>
           <w:sz w:val="21"/>
         </w:rPr>
-        <w:t xml:space="preserve"> While Need2Done facilitates pricing, GPS tracking, and payment processing, Need2Done does not manufacture, inspect, own, or directly sell any merchant goods procured on behalf of the customer.</w:t>
+        <w:t xml:space="preserve"> Need2Done is not a restaurant, pharmacy, grocer, supermarket, or direct merchant. We facilitate order communication, GPS dispatch, and electronic payment processing. We do not manufacture, package, store, or sell third-party goods.</w:t>
       </w:r>
     </w:p>
     <w:p>
@@ -245,85 +245,7 @@
           <w:color w:val="022B5E"/>
           <w:sz w:val="28"/>
         </w:rPr>
-        <w:t>3. Account Registration &amp; WhatsApp Usage</w:t>
-      </w:r>
-    </w:p>
-    <w:p>
-      <w:pPr>
-        <w:pStyle w:val="ListNumber"/>
-        <w:spacing w:after="60" w:line="276" w:lineRule="auto"/>
-      </w:pPr>
-      <w:r>
-        <w:rPr>
-          <w:color w:val="1E293B"/>
-          <w:sz w:val="21"/>
-        </w:rPr>
-      </w:r>
-      <w:r>
-        <w:rPr>
-          <w:b/>
-          <w:color w:val="1E293B"/>
-          <w:sz w:val="21"/>
-        </w:rPr>
-        <w:t>Verification:</w:t>
-      </w:r>
-      <w:r>
-        <w:rPr>
-          <w:color w:val="1E293B"/>
-          <w:sz w:val="21"/>
-        </w:rPr>
-        <w:t xml:space="preserve"> You may access our services via your registered WhatsApp phone number. You are responsible for ensuring that all information provided (delivery addresses, recipient phone numbers, order specifications) is accurate.</w:t>
-      </w:r>
-    </w:p>
-    <w:p>
-      <w:pPr>
-        <w:pStyle w:val="ListNumber"/>
-        <w:spacing w:after="60" w:line="276" w:lineRule="auto"/>
-      </w:pPr>
-      <w:r>
-        <w:rPr>
-          <w:color w:val="1E293B"/>
-          <w:sz w:val="21"/>
-        </w:rPr>
-      </w:r>
-      <w:r>
-        <w:rPr>
-          <w:b/>
-          <w:color w:val="1E293B"/>
-          <w:sz w:val="21"/>
-        </w:rPr>
-        <w:t>OTP &amp; Authorizations:</w:t>
-      </w:r>
-      <w:r>
-        <w:rPr>
-          <w:color w:val="1E293B"/>
-          <w:sz w:val="21"/>
-        </w:rPr>
-        <w:t xml:space="preserve"> Any order placed using your verified WhatsApp number or OTP authentication shall be deemed authorized by you.</w:t>
-      </w:r>
-    </w:p>
-    <w:p>
-      <w:pPr>
-        <w:spacing w:before="120" w:after="120"/>
-      </w:pPr>
-      <w:r>
-        <w:rPr>
-          <w:color w:val="E2E8F0"/>
-        </w:rPr>
-        <w:t>———————————————————————————————————————————————————————</w:t>
-      </w:r>
-    </w:p>
-    <w:p>
-      <w:pPr>
-        <w:spacing w:before="240" w:after="80"/>
-      </w:pPr>
-      <w:r>
-        <w:rPr>
-          <w:b/>
-          <w:color w:val="022B5E"/>
-          <w:sz w:val="28"/>
-        </w:rPr>
-        <w:t>4. Active Service Verticals &amp; Pricing</w:t>
+        <w:t>3. Scope of Service Verticals &amp; Offerings</w:t>
       </w:r>
     </w:p>
     <w:p>
@@ -335,22 +257,7 @@
           <w:color w:val="1E293B"/>
           <w:sz w:val="21"/>
         </w:rPr>
-        <w:t xml:space="preserve">Need2Done currently operates </w:t>
-      </w:r>
-      <w:r>
-        <w:rPr>
-          <w:b/>
-          <w:color w:val="1E293B"/>
-          <w:sz w:val="21"/>
-        </w:rPr>
-        <w:t>three (3) core service verticals</w:t>
-      </w:r>
-      <w:r>
-        <w:rPr>
-          <w:color w:val="1E293B"/>
-          <w:sz w:val="21"/>
-        </w:rPr>
-        <w:t>:</w:t>
+        <w:t>Need2Done operates a comprehensive hyperlocal convenience ecosystem covering:</w:t>
       </w:r>
     </w:p>
     <w:p>
@@ -377,7 +284,7 @@
           <w:color w:val="1E293B"/>
           <w:sz w:val="21"/>
         </w:rPr>
-        <w:t xml:space="preserve"> Professional on-demand household chores, deep cleaning (kitchen, bathroom, floor, fans, windows), dishwashing, laundry, ironing, and verified domestic helper assistance.</w:t>
+        <w:t xml:space="preserve"> On-demand domestic assistance including residential deep cleaning, kitchen cleaning, bathroom sanitization, dishwashing, laundry, ironing, fan/window upkeep, and domestic chores.</w:t>
       </w:r>
     </w:p>
     <w:p>
@@ -404,7 +311,7 @@
           <w:color w:val="1E293B"/>
           <w:sz w:val="21"/>
         </w:rPr>
-        <w:t xml:space="preserve"> On-demand collection and doorstep delivery of prescription and OTC medicines from licensed retail pharmacies upon customer request and valid prescription upload. Need2Done acts strictly as a delivery intermediary and does not sell, dispense, or manufacture pharmaceuticals.</w:t>
+        <w:t xml:space="preserve"> On-demand collection and doorstep delivery of prescription medicines and OTC health/wellness products from licensed local retail pharmacies against valid prescription uploads.</w:t>
       </w:r>
     </w:p>
     <w:p>
@@ -424,67 +331,19 @@
           <w:color w:val="1E293B"/>
           <w:sz w:val="21"/>
         </w:rPr>
-        <w:t>Custom Work (Personalized Tasks &amp; Errands):</w:t>
+        <w:t>Custom Work &amp; Hyperlocal Tasks:</w:t>
       </w:r>
       <w:r>
         <w:rPr>
           <w:color w:val="1E293B"/>
           <w:sz w:val="21"/>
         </w:rPr>
-        <w:t xml:space="preserve"> Hyperlocal pick-and-drop, document delivery, store purchases, queue standing, and customized domestic errands.</w:t>
+        <w:t xml:space="preserve"> Tailor-made errand execution, point-to-point courier pick-and-drop, document delivery, store purchases, queue standing, and personalized chores.</w:t>
       </w:r>
     </w:p>
     <w:p>
       <w:pPr>
-        <w:spacing w:before="80" w:after="120"/>
-        <w:ind w:left="576"/>
-      </w:pPr>
-      <w:r>
-        <w:rPr>
-          <w:b/>
-          <w:color w:val="FF7D00"/>
-        </w:rPr>
-        <w:t xml:space="preserve">┃  </w:t>
-      </w:r>
-      <w:r>
-        <w:rPr>
-          <w:color w:val="475569"/>
-          <w:sz w:val="21"/>
-        </w:rPr>
-        <w:t xml:space="preserve">[!NOTE] </w:t>
-      </w:r>
-      <w:r>
-        <w:rPr>
-          <w:b/>
-          <w:color w:val="475569"/>
-          <w:sz w:val="21"/>
-        </w:rPr>
-        <w:t>Upcoming Services Notice:</w:t>
-      </w:r>
-      <w:r>
-        <w:rPr>
-          <w:color w:val="475569"/>
-          <w:sz w:val="21"/>
-        </w:rPr>
-        <w:t xml:space="preserve"> Additional services including General Handyman &amp; Appliance Repair, Grocery Delivery, and Specialized Maintenance Trades are currently in development and will be launched in upcoming operational phases.</w:t>
-      </w:r>
-    </w:p>
-    <w:p>
-      <w:pPr>
-        <w:spacing w:before="200" w:after="60"/>
-      </w:pPr>
-      <w:r>
-        <w:rPr>
-          <w:b/>
-          <w:color w:val="FF7D00"/>
-          <w:sz w:val="24"/>
-        </w:rPr>
-        <w:t>Fare Calculation</w:t>
-      </w:r>
-    </w:p>
-    <w:p>
-      <w:pPr>
-        <w:pStyle w:val="ListBullet"/>
+        <w:pStyle w:val="ListNumber"/>
         <w:spacing w:after="60" w:line="276" w:lineRule="auto"/>
       </w:pPr>
       <w:r>
@@ -499,19 +358,19 @@
           <w:color w:val="1E293B"/>
           <w:sz w:val="21"/>
         </w:rPr>
-        <w:t>Home Services:</w:t>
+        <w:t>Food Delivery:</w:t>
       </w:r>
       <w:r>
         <w:rPr>
           <w:color w:val="1E293B"/>
           <w:sz w:val="21"/>
         </w:rPr>
-        <w:t xml:space="preserve"> Fixed hourly/task base rate + Platform convenience fee + duration extensions (if requested).</w:t>
+        <w:t xml:space="preserve"> Order placement and doorstep delivery from local restaurants and eateries.</w:t>
       </w:r>
     </w:p>
     <w:p>
       <w:pPr>
-        <w:pStyle w:val="ListBullet"/>
+        <w:pStyle w:val="ListNumber"/>
         <w:spacing w:after="60" w:line="276" w:lineRule="auto"/>
       </w:pPr>
       <w:r>
@@ -526,19 +385,19 @@
           <w:color w:val="1E293B"/>
           <w:sz w:val="21"/>
         </w:rPr>
-        <w:t>Medicine &amp; Custom Work:</w:t>
+        <w:t>Grocery &amp; Daily Essentials:</w:t>
       </w:r>
       <w:r>
         <w:rPr>
           <w:color w:val="1E293B"/>
           <w:sz w:val="21"/>
         </w:rPr>
-        <w:t xml:space="preserve"> Base pickup fare + Distance-based GPS rate (per km) + Item invoice reimbursement + Platform fee.</w:t>
+        <w:t xml:space="preserve"> Purchasing and delivery of packaged goods and daily household essentials from local supermarkets and neighborhood stores.</w:t>
       </w:r>
     </w:p>
     <w:p>
       <w:pPr>
-        <w:pStyle w:val="ListBullet"/>
+        <w:pStyle w:val="ListNumber"/>
         <w:spacing w:after="60" w:line="276" w:lineRule="auto"/>
       </w:pPr>
       <w:r>
@@ -546,12 +405,26 @@
           <w:color w:val="1E293B"/>
           <w:sz w:val="21"/>
         </w:rPr>
-        <w:t>Additional actual costs (pharmacy bills, store receipts, toll/parking charges) must be reimbursed by the Customer upon proof of invoice.</w:t>
+      </w:r>
+      <w:r>
+        <w:rPr>
+          <w:b/>
+          <w:color w:val="1E293B"/>
+          <w:sz w:val="21"/>
+        </w:rPr>
+        <w:t>Fresh Fruits &amp; Vegetables:</w:t>
+      </w:r>
+      <w:r>
+        <w:rPr>
+          <w:color w:val="1E293B"/>
+          <w:sz w:val="21"/>
+        </w:rPr>
+        <w:t xml:space="preserve"> Procurement and delivery of fresh produce from local vendors and markets.</w:t>
       </w:r>
     </w:p>
     <w:p>
       <w:pPr>
-        <w:pStyle w:val="ListBullet"/>
+        <w:pStyle w:val="ListNumber"/>
         <w:spacing w:after="60" w:line="276" w:lineRule="auto"/>
       </w:pPr>
       <w:r>
@@ -559,7 +432,21 @@
           <w:color w:val="1E293B"/>
           <w:sz w:val="21"/>
         </w:rPr>
-        <w:t>Dynamic pricing / surge may apply during severe weather, peak hours, or high demand periods.</w:t>
+      </w:r>
+      <w:r>
+        <w:rPr>
+          <w:b/>
+          <w:color w:val="1E293B"/>
+          <w:sz w:val="21"/>
+        </w:rPr>
+        <w:t>Hyperlocal Mobility &amp; Rides:</w:t>
+      </w:r>
+      <w:r>
+        <w:rPr>
+          <w:color w:val="1E293B"/>
+          <w:sz w:val="21"/>
+        </w:rPr>
+        <w:t xml:space="preserve"> On-demand point-to-point transport (where locally licensed and authorized).</w:t>
       </w:r>
     </w:p>
     <w:p>
@@ -583,7 +470,273 @@
           <w:color w:val="022B5E"/>
           <w:sz w:val="28"/>
         </w:rPr>
-        <w:t>5. Payments &amp; Invoicing</w:t>
+        <w:t>4. User Obligations &amp; Account Usage</w:t>
+      </w:r>
+    </w:p>
+    <w:p>
+      <w:pPr>
+        <w:pStyle w:val="ListNumber"/>
+        <w:spacing w:after="60" w:line="276" w:lineRule="auto"/>
+      </w:pPr>
+      <w:r>
+        <w:rPr>
+          <w:color w:val="1E293B"/>
+          <w:sz w:val="21"/>
+        </w:rPr>
+      </w:r>
+      <w:r>
+        <w:rPr>
+          <w:b/>
+          <w:color w:val="1E293B"/>
+          <w:sz w:val="21"/>
+        </w:rPr>
+        <w:t>Accurate Information:</w:t>
+      </w:r>
+      <w:r>
+        <w:rPr>
+          <w:color w:val="1E293B"/>
+          <w:sz w:val="21"/>
+        </w:rPr>
+        <w:t xml:space="preserve"> You agree to provide true, accurate, and complete information, including delivery addresses, landmark details, recipient contact numbers, and valid prescriptions where required.</w:t>
+      </w:r>
+    </w:p>
+    <w:p>
+      <w:pPr>
+        <w:pStyle w:val="ListNumber"/>
+        <w:spacing w:after="60" w:line="276" w:lineRule="auto"/>
+      </w:pPr>
+      <w:r>
+        <w:rPr>
+          <w:color w:val="1E293B"/>
+          <w:sz w:val="21"/>
+        </w:rPr>
+      </w:r>
+      <w:r>
+        <w:rPr>
+          <w:b/>
+          <w:color w:val="1E293B"/>
+          <w:sz w:val="21"/>
+        </w:rPr>
+        <w:t>Authorized WhatsApp Communications:</w:t>
+      </w:r>
+      <w:r>
+        <w:rPr>
+          <w:color w:val="1E293B"/>
+          <w:sz w:val="21"/>
+        </w:rPr>
+        <w:t xml:space="preserve"> Any order placed, verified, or confirmed through your registered WhatsApp phone number or OTP verification is deemed authorized by you.</w:t>
+      </w:r>
+    </w:p>
+    <w:p>
+      <w:pPr>
+        <w:pStyle w:val="ListNumber"/>
+        <w:spacing w:after="60" w:line="276" w:lineRule="auto"/>
+      </w:pPr>
+      <w:r>
+        <w:rPr>
+          <w:color w:val="1E293B"/>
+          <w:sz w:val="21"/>
+        </w:rPr>
+      </w:r>
+      <w:r>
+        <w:rPr>
+          <w:b/>
+          <w:color w:val="1E293B"/>
+          <w:sz w:val="21"/>
+        </w:rPr>
+        <w:t>Lawful Purpose:</w:t>
+      </w:r>
+      <w:r>
+        <w:rPr>
+          <w:color w:val="1E293B"/>
+          <w:sz w:val="21"/>
+        </w:rPr>
+        <w:t xml:space="preserve"> You must not use the platform to order, transport, or facilitate prohibited, hazardous, contraband, or unlawful items as defined in our Prohibited Tasks Policy.</w:t>
+      </w:r>
+    </w:p>
+    <w:p>
+      <w:pPr>
+        <w:pStyle w:val="ListNumber"/>
+        <w:spacing w:after="60" w:line="276" w:lineRule="auto"/>
+      </w:pPr>
+      <w:r>
+        <w:rPr>
+          <w:color w:val="1E293B"/>
+          <w:sz w:val="21"/>
+        </w:rPr>
+      </w:r>
+      <w:r>
+        <w:rPr>
+          <w:b/>
+          <w:color w:val="1E293B"/>
+          <w:sz w:val="21"/>
+        </w:rPr>
+        <w:t>Respect &amp; Safety:</w:t>
+      </w:r>
+      <w:r>
+        <w:rPr>
+          <w:color w:val="1E293B"/>
+          <w:sz w:val="21"/>
+        </w:rPr>
+        <w:t xml:space="preserve"> Customers must treat all Helpers with dignity. Any verbal abuse, harassment, discrimination, or physical intimidation will result in immediate service termination, permanent account ban, and reporting to law enforcement authorities.</w:t>
+      </w:r>
+    </w:p>
+    <w:p>
+      <w:pPr>
+        <w:spacing w:before="120" w:after="120"/>
+      </w:pPr>
+      <w:r>
+        <w:rPr>
+          <w:color w:val="E2E8F0"/>
+        </w:rPr>
+        <w:t>———————————————————————————————————————————————————————</w:t>
+      </w:r>
+    </w:p>
+    <w:p>
+      <w:pPr>
+        <w:spacing w:before="240" w:after="80"/>
+      </w:pPr>
+      <w:r>
+        <w:rPr>
+          <w:b/>
+          <w:color w:val="022B5E"/>
+          <w:sz w:val="28"/>
+        </w:rPr>
+        <w:t>5. Pricing, Charges &amp; Payment Terms</w:t>
+      </w:r>
+    </w:p>
+    <w:p>
+      <w:pPr>
+        <w:pStyle w:val="ListNumber"/>
+        <w:spacing w:after="60" w:line="276" w:lineRule="auto"/>
+      </w:pPr>
+      <w:r>
+        <w:rPr>
+          <w:color w:val="1E293B"/>
+          <w:sz w:val="21"/>
+        </w:rPr>
+      </w:r>
+      <w:r>
+        <w:rPr>
+          <w:b/>
+          <w:color w:val="1E293B"/>
+          <w:sz w:val="21"/>
+        </w:rPr>
+        <w:t>Pricing Structure:</w:t>
+      </w:r>
+      <w:r>
+        <w:rPr>
+          <w:color w:val="1E293B"/>
+          <w:sz w:val="21"/>
+        </w:rPr>
+      </w:r>
+    </w:p>
+    <w:p>
+      <w:pPr>
+        <w:pStyle w:val="ListBullet"/>
+        <w:spacing w:after="60" w:line="276" w:lineRule="auto"/>
+      </w:pPr>
+      <w:r>
+        <w:rPr>
+          <w:color w:val="1E293B"/>
+          <w:sz w:val="21"/>
+        </w:rPr>
+      </w:r>
+      <w:r>
+        <w:rPr>
+          <w:b/>
+          <w:color w:val="1E293B"/>
+          <w:sz w:val="21"/>
+        </w:rPr>
+        <w:t>Task Base Fare / Hourly Rate:</w:t>
+      </w:r>
+      <w:r>
+        <w:rPr>
+          <w:color w:val="1E293B"/>
+          <w:sz w:val="21"/>
+        </w:rPr>
+        <w:t xml:space="preserve"> As quoted dynamically based on task category and duration.</w:t>
+      </w:r>
+    </w:p>
+    <w:p>
+      <w:pPr>
+        <w:pStyle w:val="ListBullet"/>
+        <w:spacing w:after="60" w:line="276" w:lineRule="auto"/>
+      </w:pPr>
+      <w:r>
+        <w:rPr>
+          <w:color w:val="1E293B"/>
+          <w:sz w:val="21"/>
+        </w:rPr>
+      </w:r>
+      <w:r>
+        <w:rPr>
+          <w:b/>
+          <w:color w:val="1E293B"/>
+          <w:sz w:val="21"/>
+        </w:rPr>
+        <w:t>Distance &amp; Time Charges:</w:t>
+      </w:r>
+      <w:r>
+        <w:rPr>
+          <w:color w:val="1E293B"/>
+          <w:sz w:val="21"/>
+        </w:rPr>
+        <w:t xml:space="preserve"> Calculated via GPS route estimation.</w:t>
+      </w:r>
+    </w:p>
+    <w:p>
+      <w:pPr>
+        <w:pStyle w:val="ListBullet"/>
+        <w:spacing w:after="60" w:line="276" w:lineRule="auto"/>
+      </w:pPr>
+      <w:r>
+        <w:rPr>
+          <w:color w:val="1E293B"/>
+          <w:sz w:val="21"/>
+        </w:rPr>
+      </w:r>
+      <w:r>
+        <w:rPr>
+          <w:b/>
+          <w:color w:val="1E293B"/>
+          <w:sz w:val="21"/>
+        </w:rPr>
+        <w:t>Platform Convenience Fee:</w:t>
+      </w:r>
+      <w:r>
+        <w:rPr>
+          <w:color w:val="1E293B"/>
+          <w:sz w:val="21"/>
+        </w:rPr>
+        <w:t xml:space="preserve"> Charged per transaction for software access, dispatching, and automated bot support.</w:t>
+      </w:r>
+    </w:p>
+    <w:p>
+      <w:pPr>
+        <w:pStyle w:val="ListBullet"/>
+        <w:spacing w:after="60" w:line="276" w:lineRule="auto"/>
+      </w:pPr>
+      <w:r>
+        <w:rPr>
+          <w:color w:val="1E293B"/>
+          <w:sz w:val="21"/>
+        </w:rPr>
+      </w:r>
+      <w:r>
+        <w:rPr>
+          <w:b/>
+          <w:color w:val="1E293B"/>
+          <w:sz w:val="21"/>
+        </w:rPr>
+        <w:t>Merchant Goods Cost:</w:t>
+      </w:r>
+      <w:r>
+        <w:rPr>
+          <w:color w:val="1E293B"/>
+          <w:sz w:val="21"/>
+        </w:rPr>
+        <w:t xml:space="preserve"> Exact retail bill amount for medicines, food, groceries, or items purchased on your behalf.</w:t>
       </w:r>
     </w:p>
     <w:p>
@@ -610,7 +763,7 @@
           <w:color w:val="1E293B"/>
           <w:sz w:val="21"/>
         </w:rPr>
-        <w:t xml:space="preserve"> Payments are processed securely via integrated payment gateways (e.g., Razorpay, UPI, Credit/Debit Cards, Net Banking) or Cash on Delivery (where explicitly supported).</w:t>
+        <w:t xml:space="preserve"> Payments are processed securely through certified payment gateways (Razorpay / UPI / Cards / Net Banking) or authorized Cash on Delivery (COD).</w:t>
       </w:r>
     </w:p>
     <w:p>
@@ -630,41 +783,14 @@
           <w:color w:val="1E293B"/>
           <w:sz w:val="21"/>
         </w:rPr>
-        <w:t>Authorization:</w:t>
+        <w:t>Reimbursements:</w:t>
       </w:r>
       <w:r>
         <w:rPr>
           <w:color w:val="1E293B"/>
           <w:sz w:val="21"/>
         </w:rPr>
-        <w:t xml:space="preserve"> Customers agree to pay the final bill amount including helper convenience fee, platform convenience fee, and statutory taxes (GST).</w:t>
-      </w:r>
-    </w:p>
-    <w:p>
-      <w:pPr>
-        <w:pStyle w:val="ListNumber"/>
-        <w:spacing w:after="60" w:line="276" w:lineRule="auto"/>
-      </w:pPr>
-      <w:r>
-        <w:rPr>
-          <w:color w:val="1E293B"/>
-          <w:sz w:val="21"/>
-        </w:rPr>
-      </w:r>
-      <w:r>
-        <w:rPr>
-          <w:b/>
-          <w:color w:val="1E293B"/>
-          <w:sz w:val="21"/>
-        </w:rPr>
-        <w:t>Receipts:</w:t>
-      </w:r>
-      <w:r>
-        <w:rPr>
-          <w:color w:val="1E293B"/>
-          <w:sz w:val="21"/>
-        </w:rPr>
-        <w:t xml:space="preserve"> Digital receipts/invoices will be transmitted to your registered WhatsApp number or downloadable via the tracking URL.</w:t>
+        <w:t xml:space="preserve"> Any merchant store receipt or pharmacy invoice incurred by the Helper on your behalf must be reimbursed in full upon delivery.</w:t>
       </w:r>
     </w:p>
     <w:p>
@@ -688,46 +814,19 @@
           <w:color w:val="022B5E"/>
           <w:sz w:val="28"/>
         </w:rPr>
-        <w:t>6. User Conduct &amp; Obligations</w:t>
+        <w:t>6. Intellectual Property</w:t>
       </w:r>
     </w:p>
     <w:p>
       <w:pPr>
-        <w:pStyle w:val="ListBullet"/>
-        <w:spacing w:after="60" w:line="276" w:lineRule="auto"/>
+        <w:spacing w:after="120" w:line="276" w:lineRule="auto"/>
       </w:pPr>
       <w:r>
         <w:rPr>
           <w:color w:val="1E293B"/>
           <w:sz w:val="21"/>
         </w:rPr>
-        <w:t>You must not request tasks involving illegal, prohibited, hazardous, or offensive items (refer to our Prohibited Tasks Policy).</w:t>
-      </w:r>
-    </w:p>
-    <w:p>
-      <w:pPr>
-        <w:pStyle w:val="ListBullet"/>
-        <w:spacing w:after="60" w:line="276" w:lineRule="auto"/>
-      </w:pPr>
-      <w:r>
-        <w:rPr>
-          <w:color w:val="1E293B"/>
-          <w:sz w:val="21"/>
-        </w:rPr>
-        <w:t>You must provide safe and legal access to pickup/delivery locations.</w:t>
-      </w:r>
-    </w:p>
-    <w:p>
-      <w:pPr>
-        <w:pStyle w:val="ListBullet"/>
-        <w:spacing w:after="60" w:line="276" w:lineRule="auto"/>
-      </w:pPr>
-      <w:r>
-        <w:rPr>
-          <w:color w:val="1E293B"/>
-          <w:sz w:val="21"/>
-        </w:rPr>
-        <w:t>You must treat Helpers with respect. Harassment, abuse, or violence towards Helpers will result in immediate permanent banning and potential law enforcement referral.</w:t>
+        <w:t>All software code, database structures, algorithms, logos, trademarks, bot conversation flows, and user interface designs associated with Need2Done are the exclusive intellectual property of Need2Done. Unauthorized duplication, reverse-engineering, or commercial reproduction is strictly prohibited.</w:t>
       </w:r>
     </w:p>
     <w:p>
@@ -763,7 +862,7 @@
           <w:color w:val="1E293B"/>
           <w:sz w:val="21"/>
         </w:rPr>
-        <w:t>To the maximum extent permitted by applicable Indian law:</w:t>
+        <w:t>To the maximum extent permitted by Indian law:</w:t>
       </w:r>
     </w:p>
     <w:p>
@@ -776,7 +875,7 @@
           <w:color w:val="1E293B"/>
           <w:sz w:val="21"/>
         </w:rPr>
-        <w:t>Need2Done shall not be liable for indirect, incidental, punitive, or consequential damages.</w:t>
+        <w:t>Need2Done shall not be liable for any indirect, special, incidental, punitive, or consequential damages arising out of platform use.</w:t>
       </w:r>
     </w:p>
     <w:p>
@@ -789,7 +888,20 @@
           <w:color w:val="1E293B"/>
           <w:sz w:val="21"/>
         </w:rPr>
-        <w:t>In all circumstances, Need2Done's aggregate maximum liability shall be capped at the total platform fee paid for the specific affected order.</w:t>
+        <w:t>Quality, warranties, freshness, packaging, and merchant terms of third-party goods (food, medicines, groceries) remain the sole responsibility of the originating merchants.</w:t>
+      </w:r>
+    </w:p>
+    <w:p>
+      <w:pPr>
+        <w:pStyle w:val="ListNumber"/>
+        <w:spacing w:after="60" w:line="276" w:lineRule="auto"/>
+      </w:pPr>
+      <w:r>
+        <w:rPr>
+          <w:color w:val="1E293B"/>
+          <w:sz w:val="21"/>
+        </w:rPr>
+        <w:t>In all circumstances, Need2Done’s total aggregate financial liability shall be capped strictly at the platform convenience fee received for the specific transaction in dispute.</w:t>
       </w:r>
     </w:p>
     <w:p>
@@ -825,7 +937,7 @@
           <w:color w:val="1E293B"/>
           <w:sz w:val="21"/>
         </w:rPr>
-        <w:t>These Terms shall be governed by and construed in accordance with the laws of India. Any disputes arising out of or in connection with these Terms shall be subject to the exclusive jurisdiction of the competent courts in the city where Need2Done is registered.</w:t>
+        <w:t>These Terms shall be governed by and construed in accordance with the laws of India. Any legal dispute, controversy, or claim arising out of or relating to these Terms shall be subject to the exclusive jurisdiction of the competent courts in India.</w:t>
       </w:r>
     </w:p>
     <w:sectPr>

--- a/docs/NEED2DONE_LAUNCH/02_LEGAL_POLICIES_&_COMPLIANCE/01_Customer_Terms_and_Conditions.docx
+++ b/docs/NEED2DONE_LAUNCH/02_LEGAL_POLICIES_&_COMPLIANCE/01_Customer_Terms_and_Conditions.docx
@@ -245,19 +245,20 @@
           <w:color w:val="022B5E"/>
           <w:sz w:val="28"/>
         </w:rPr>
-        <w:t>3. Scope of Service Verticals &amp; Offerings</w:t>
+        <w:t>3. Service Framework: Active Services &amp; Future Rollout Roadmap</w:t>
       </w:r>
     </w:p>
     <w:p>
       <w:pPr>
-        <w:spacing w:after="120" w:line="276" w:lineRule="auto"/>
+        <w:spacing w:before="200" w:after="60"/>
       </w:pPr>
       <w:r>
         <w:rPr>
-          <w:color w:val="1E293B"/>
-          <w:sz w:val="21"/>
+          <w:b/>
+          <w:color w:val="FF7D00"/>
+          <w:sz w:val="24"/>
         </w:rPr>
-        <w:t>Need2Done operates a comprehensive hyperlocal convenience ecosystem covering:</w:t>
+        <w:t>A. Currently Active Services (Live Operations)</w:t>
       </w:r>
     </w:p>
     <w:p>
@@ -277,7 +278,7 @@
           <w:color w:val="1E293B"/>
           <w:sz w:val="21"/>
         </w:rPr>
-        <w:t>Home Services:</w:t>
+        <w:t>Home Services (HS):</w:t>
       </w:r>
       <w:r>
         <w:rPr>
@@ -304,34 +305,7 @@
           <w:color w:val="1E293B"/>
           <w:sz w:val="21"/>
         </w:rPr>
-        <w:t>Medicine Delivery (Pharmacy Assistance):</w:t>
-      </w:r>
-      <w:r>
-        <w:rPr>
-          <w:color w:val="1E293B"/>
-          <w:sz w:val="21"/>
-        </w:rPr>
-        <w:t xml:space="preserve"> On-demand collection and doorstep delivery of prescription medicines and OTC health/wellness products from licensed local retail pharmacies against valid prescription uploads.</w:t>
-      </w:r>
-    </w:p>
-    <w:p>
-      <w:pPr>
-        <w:pStyle w:val="ListNumber"/>
-        <w:spacing w:after="60" w:line="276" w:lineRule="auto"/>
-      </w:pPr>
-      <w:r>
-        <w:rPr>
-          <w:color w:val="1E293B"/>
-          <w:sz w:val="21"/>
-        </w:rPr>
-      </w:r>
-      <w:r>
-        <w:rPr>
-          <w:b/>
-          <w:color w:val="1E293B"/>
-          <w:sz w:val="21"/>
-        </w:rPr>
-        <w:t>Custom Work &amp; Hyperlocal Tasks:</w:t>
+        <w:t>Custom Work &amp; Hyperlocal Tasks (CW):</w:t>
       </w:r>
       <w:r>
         <w:rPr>
@@ -358,7 +332,47 @@
           <w:color w:val="1E293B"/>
           <w:sz w:val="21"/>
         </w:rPr>
-        <w:t>Food Delivery:</w:t>
+        <w:t>Medicine Delivery (MEDI / Pharmacy Assistance):</w:t>
+      </w:r>
+      <w:r>
+        <w:rPr>
+          <w:color w:val="1E293B"/>
+          <w:sz w:val="21"/>
+        </w:rPr>
+        <w:t xml:space="preserve"> On-demand collection and doorstep delivery of prescription medicines and OTC health/wellness products from licensed local retail pharmacies against valid prescription uploads.</w:t>
+      </w:r>
+    </w:p>
+    <w:p>
+      <w:pPr>
+        <w:spacing w:before="200" w:after="60"/>
+      </w:pPr>
+      <w:r>
+        <w:rPr>
+          <w:b/>
+          <w:color w:val="FF7D00"/>
+          <w:sz w:val="24"/>
+        </w:rPr>
+        <w:t>B. Upcoming Services (Future Expansion Roadmap)</w:t>
+      </w:r>
+    </w:p>
+    <w:p>
+      <w:pPr>
+        <w:pStyle w:val="ListNumber"/>
+        <w:spacing w:after="60" w:line="276" w:lineRule="auto"/>
+      </w:pPr>
+      <w:r>
+        <w:rPr>
+          <w:color w:val="1E293B"/>
+          <w:sz w:val="21"/>
+        </w:rPr>
+      </w:r>
+      <w:r>
+        <w:rPr>
+          <w:b/>
+          <w:color w:val="1E293B"/>
+          <w:sz w:val="21"/>
+        </w:rPr>
+        <w:t>Food Delivery (FD):</w:t>
       </w:r>
       <w:r>
         <w:rPr>
@@ -385,7 +399,7 @@
           <w:color w:val="1E293B"/>
           <w:sz w:val="21"/>
         </w:rPr>
-        <w:t>Grocery &amp; Daily Essentials:</w:t>
+        <w:t>Grocery &amp; Daily Essentials (Groce):</w:t>
       </w:r>
       <w:r>
         <w:rPr>
@@ -439,7 +453,7 @@
           <w:color w:val="1E293B"/>
           <w:sz w:val="21"/>
         </w:rPr>
-        <w:t>Hyperlocal Mobility &amp; Rides:</w:t>
+        <w:t>Hyperlocal Mobility &amp; Rides (Ride):</w:t>
       </w:r>
       <w:r>
         <w:rPr>
